--- a/files/interview_javascript.docx
+++ b/files/interview_javascript.docx
@@ -105,8 +105,42 @@
           <w:sz w:val="24"/>
           <w:szCs w:val="24"/>
         </w:rPr>
-        <w:t>JavaScript has two categories of data types:</w:t>
-      </w:r>
+        <w:t>JavaScript has two categories of data types</w:t>
+      </w:r>
+      <w:r>
+        <w:rPr>
+          <w:rFonts w:ascii="Times New Roman" w:eastAsia="Times New Roman" w:hAnsi="Times New Roman" w:cs="Times New Roman"/>
+          <w:sz w:val="24"/>
+          <w:szCs w:val="24"/>
+        </w:rPr>
+        <w:t xml:space="preserve"> namely</w:t>
+      </w:r>
+      <w:r>
+        <w:rPr>
+          <w:rFonts w:ascii="Times New Roman" w:eastAsia="Times New Roman" w:hAnsi="Times New Roman" w:cs="Times New Roman"/>
+          <w:sz w:val="24"/>
+          <w:szCs w:val="24"/>
+        </w:rPr>
+        <w:t>:</w:t>
+      </w:r>
+      <w:r>
+        <w:rPr>
+          <w:rFonts w:ascii="Times New Roman" w:eastAsia="Times New Roman" w:hAnsi="Times New Roman" w:cs="Times New Roman"/>
+          <w:sz w:val="24"/>
+          <w:szCs w:val="24"/>
+        </w:rPr>
+        <w:t xml:space="preserve"> Primitive and Reference types</w:t>
+      </w:r>
+      <w:r>
+        <w:rPr>
+          <w:rFonts w:ascii="Times New Roman" w:eastAsia="Times New Roman" w:hAnsi="Times New Roman" w:cs="Times New Roman"/>
+          <w:sz w:val="24"/>
+          <w:szCs w:val="24"/>
+        </w:rPr>
+        <w:t>.</w:t>
+      </w:r>
+      <w:bookmarkStart w:id="0" w:name="_GoBack"/>
+      <w:bookmarkEnd w:id="0"/>
     </w:p>
     <w:p>
       <w:pPr>
@@ -500,707 +534,6 @@
           <w:sz w:val="36"/>
           <w:szCs w:val="36"/>
         </w:rPr>
-        <w:t xml:space="preserve">2. What is the difference between </w:t>
-      </w:r>
-      <w:proofErr w:type="spellStart"/>
-      <w:r>
-        <w:rPr>
-          <w:rFonts w:ascii="Courier New" w:eastAsia="Times New Roman" w:hAnsi="Courier New" w:cs="Courier New"/>
-          <w:b/>
-          <w:bCs/>
-          <w:sz w:val="20"/>
-          <w:szCs w:val="20"/>
-        </w:rPr>
-        <w:t>var</w:t>
-      </w:r>
-      <w:proofErr w:type="spellEnd"/>
-      <w:r>
-        <w:rPr>
-          <w:rFonts w:ascii="Times New Roman" w:eastAsia="Times New Roman" w:hAnsi="Times New Roman" w:cs="Times New Roman"/>
-          <w:b/>
-          <w:bCs/>
-          <w:sz w:val="36"/>
-          <w:szCs w:val="36"/>
-        </w:rPr>
-        <w:t xml:space="preserve">, </w:t>
-      </w:r>
-      <w:r>
-        <w:rPr>
-          <w:rFonts w:ascii="Courier New" w:eastAsia="Times New Roman" w:hAnsi="Courier New" w:cs="Courier New"/>
-          <w:b/>
-          <w:bCs/>
-          <w:sz w:val="20"/>
-          <w:szCs w:val="20"/>
-        </w:rPr>
-        <w:t>let</w:t>
-      </w:r>
-      <w:r>
-        <w:rPr>
-          <w:rFonts w:ascii="Times New Roman" w:eastAsia="Times New Roman" w:hAnsi="Times New Roman" w:cs="Times New Roman"/>
-          <w:b/>
-          <w:bCs/>
-          <w:sz w:val="36"/>
-          <w:szCs w:val="36"/>
-        </w:rPr>
-        <w:t xml:space="preserve">, and </w:t>
-      </w:r>
-      <w:proofErr w:type="spellStart"/>
-      <w:r>
-        <w:rPr>
-          <w:rFonts w:ascii="Courier New" w:eastAsia="Times New Roman" w:hAnsi="Courier New" w:cs="Courier New"/>
-          <w:b/>
-          <w:bCs/>
-          <w:sz w:val="20"/>
-          <w:szCs w:val="20"/>
-        </w:rPr>
-        <w:t>const</w:t>
-      </w:r>
-      <w:proofErr w:type="spellEnd"/>
-      <w:r>
-        <w:rPr>
-          <w:rFonts w:ascii="Times New Roman" w:eastAsia="Times New Roman" w:hAnsi="Times New Roman" w:cs="Times New Roman"/>
-          <w:b/>
-          <w:bCs/>
-          <w:sz w:val="36"/>
-          <w:szCs w:val="36"/>
-        </w:rPr>
-        <w:t>?</w:t>
-      </w:r>
-    </w:p>
-    <w:p>
-      <w:pPr>
-        <w:spacing w:before="100" w:beforeAutospacing="1" w:after="100" w:afterAutospacing="1" w:line="240" w:lineRule="auto"/>
-        <w:rPr>
-          <w:rFonts w:ascii="Times New Roman" w:eastAsia="Times New Roman" w:hAnsi="Times New Roman" w:cs="Times New Roman"/>
-          <w:sz w:val="24"/>
-          <w:szCs w:val="24"/>
-        </w:rPr>
-      </w:pPr>
-      <w:r>
-        <w:rPr>
-          <w:rFonts w:ascii="Times New Roman" w:eastAsia="Times New Roman" w:hAnsi="Times New Roman" w:cs="Times New Roman"/>
-          <w:b/>
-          <w:bCs/>
-          <w:sz w:val="24"/>
-          <w:szCs w:val="24"/>
-        </w:rPr>
-        <w:t>Answer:</w:t>
-      </w:r>
-    </w:p>
-    <w:tbl>
-      <w:tblPr>
-        <w:tblW w:w="0" w:type="auto"/>
-        <w:tblCellSpacing w:w="15" w:type="dxa"/>
-        <w:tblCellMar>
-          <w:top w:w="15" w:type="dxa"/>
-          <w:left w:w="15" w:type="dxa"/>
-          <w:bottom w:w="15" w:type="dxa"/>
-          <w:right w:w="15" w:type="dxa"/>
-        </w:tblCellMar>
-        <w:tblLook w:val="04A0" w:firstRow="1" w:lastRow="0" w:firstColumn="1" w:lastColumn="0" w:noHBand="0" w:noVBand="1"/>
-      </w:tblPr>
-      <w:tblGrid>
-        <w:gridCol w:w="1342"/>
-        <w:gridCol w:w="914"/>
-        <w:gridCol w:w="1120"/>
-        <w:gridCol w:w="1135"/>
-      </w:tblGrid>
-      <w:tr>
-        <w:trPr>
-          <w:tblHeader/>
-          <w:tblCellSpacing w:w="15" w:type="dxa"/>
-        </w:trPr>
-        <w:tc>
-          <w:tcPr>
-            <w:tcW w:w="0" w:type="auto"/>
-            <w:vAlign w:val="center"/>
-            <w:hideMark/>
-          </w:tcPr>
-          <w:p>
-            <w:pPr>
-              <w:spacing w:after="0" w:line="240" w:lineRule="auto"/>
-              <w:jc w:val="center"/>
-              <w:rPr>
-                <w:rFonts w:ascii="Times New Roman" w:eastAsia="Times New Roman" w:hAnsi="Times New Roman" w:cs="Times New Roman"/>
-                <w:b/>
-                <w:bCs/>
-                <w:sz w:val="24"/>
-                <w:szCs w:val="24"/>
-              </w:rPr>
-            </w:pPr>
-            <w:r>
-              <w:rPr>
-                <w:rFonts w:ascii="Times New Roman" w:eastAsia="Times New Roman" w:hAnsi="Times New Roman" w:cs="Times New Roman"/>
-                <w:b/>
-                <w:bCs/>
-                <w:sz w:val="24"/>
-                <w:szCs w:val="24"/>
-              </w:rPr>
-              <w:t>Feature</w:t>
-            </w:r>
-          </w:p>
-        </w:tc>
-        <w:tc>
-          <w:tcPr>
-            <w:tcW w:w="0" w:type="auto"/>
-            <w:vAlign w:val="center"/>
-            <w:hideMark/>
-          </w:tcPr>
-          <w:p>
-            <w:pPr>
-              <w:spacing w:after="0" w:line="240" w:lineRule="auto"/>
-              <w:jc w:val="center"/>
-              <w:rPr>
-                <w:rFonts w:ascii="Times New Roman" w:eastAsia="Times New Roman" w:hAnsi="Times New Roman" w:cs="Times New Roman"/>
-                <w:b/>
-                <w:bCs/>
-                <w:sz w:val="24"/>
-                <w:szCs w:val="24"/>
-              </w:rPr>
-            </w:pPr>
-            <w:proofErr w:type="spellStart"/>
-            <w:r>
-              <w:rPr>
-                <w:rFonts w:ascii="Times New Roman" w:eastAsia="Times New Roman" w:hAnsi="Times New Roman" w:cs="Times New Roman"/>
-                <w:b/>
-                <w:bCs/>
-                <w:sz w:val="24"/>
-                <w:szCs w:val="24"/>
-              </w:rPr>
-              <w:t>var</w:t>
-            </w:r>
-            <w:proofErr w:type="spellEnd"/>
-          </w:p>
-        </w:tc>
-        <w:tc>
-          <w:tcPr>
-            <w:tcW w:w="0" w:type="auto"/>
-            <w:vAlign w:val="center"/>
-            <w:hideMark/>
-          </w:tcPr>
-          <w:p>
-            <w:pPr>
-              <w:spacing w:after="0" w:line="240" w:lineRule="auto"/>
-              <w:jc w:val="center"/>
-              <w:rPr>
-                <w:rFonts w:ascii="Times New Roman" w:eastAsia="Times New Roman" w:hAnsi="Times New Roman" w:cs="Times New Roman"/>
-                <w:b/>
-                <w:bCs/>
-                <w:sz w:val="24"/>
-                <w:szCs w:val="24"/>
-              </w:rPr>
-            </w:pPr>
-            <w:r>
-              <w:rPr>
-                <w:rFonts w:ascii="Times New Roman" w:eastAsia="Times New Roman" w:hAnsi="Times New Roman" w:cs="Times New Roman"/>
-                <w:b/>
-                <w:bCs/>
-                <w:sz w:val="24"/>
-                <w:szCs w:val="24"/>
-              </w:rPr>
-              <w:t>let</w:t>
-            </w:r>
-          </w:p>
-        </w:tc>
-        <w:tc>
-          <w:tcPr>
-            <w:tcW w:w="0" w:type="auto"/>
-            <w:vAlign w:val="center"/>
-            <w:hideMark/>
-          </w:tcPr>
-          <w:p>
-            <w:pPr>
-              <w:spacing w:after="0" w:line="240" w:lineRule="auto"/>
-              <w:jc w:val="center"/>
-              <w:rPr>
-                <w:rFonts w:ascii="Times New Roman" w:eastAsia="Times New Roman" w:hAnsi="Times New Roman" w:cs="Times New Roman"/>
-                <w:b/>
-                <w:bCs/>
-                <w:sz w:val="24"/>
-                <w:szCs w:val="24"/>
-              </w:rPr>
-            </w:pPr>
-            <w:proofErr w:type="spellStart"/>
-            <w:r>
-              <w:rPr>
-                <w:rFonts w:ascii="Times New Roman" w:eastAsia="Times New Roman" w:hAnsi="Times New Roman" w:cs="Times New Roman"/>
-                <w:b/>
-                <w:bCs/>
-                <w:sz w:val="24"/>
-                <w:szCs w:val="24"/>
-              </w:rPr>
-              <w:t>const</w:t>
-            </w:r>
-            <w:proofErr w:type="spellEnd"/>
-          </w:p>
-        </w:tc>
-      </w:tr>
-      <w:tr>
-        <w:trPr>
-          <w:tblCellSpacing w:w="15" w:type="dxa"/>
-        </w:trPr>
-        <w:tc>
-          <w:tcPr>
-            <w:tcW w:w="0" w:type="auto"/>
-            <w:vAlign w:val="center"/>
-            <w:hideMark/>
-          </w:tcPr>
-          <w:p>
-            <w:pPr>
-              <w:spacing w:after="0" w:line="240" w:lineRule="auto"/>
-              <w:rPr>
-                <w:rFonts w:ascii="Times New Roman" w:eastAsia="Times New Roman" w:hAnsi="Times New Roman" w:cs="Times New Roman"/>
-                <w:sz w:val="24"/>
-                <w:szCs w:val="24"/>
-              </w:rPr>
-            </w:pPr>
-            <w:r>
-              <w:rPr>
-                <w:rFonts w:ascii="Times New Roman" w:eastAsia="Times New Roman" w:hAnsi="Times New Roman" w:cs="Times New Roman"/>
-                <w:sz w:val="24"/>
-                <w:szCs w:val="24"/>
-              </w:rPr>
-              <w:t>Scope</w:t>
-            </w:r>
-          </w:p>
-        </w:tc>
-        <w:tc>
-          <w:tcPr>
-            <w:tcW w:w="0" w:type="auto"/>
-            <w:vAlign w:val="center"/>
-            <w:hideMark/>
-          </w:tcPr>
-          <w:p>
-            <w:pPr>
-              <w:spacing w:after="0" w:line="240" w:lineRule="auto"/>
-              <w:rPr>
-                <w:rFonts w:ascii="Times New Roman" w:eastAsia="Times New Roman" w:hAnsi="Times New Roman" w:cs="Times New Roman"/>
-                <w:sz w:val="24"/>
-                <w:szCs w:val="24"/>
-              </w:rPr>
-            </w:pPr>
-            <w:r>
-              <w:rPr>
-                <w:rFonts w:ascii="Times New Roman" w:eastAsia="Times New Roman" w:hAnsi="Times New Roman" w:cs="Times New Roman"/>
-                <w:sz w:val="24"/>
-                <w:szCs w:val="24"/>
-              </w:rPr>
-              <w:t>Function</w:t>
-            </w:r>
-          </w:p>
-        </w:tc>
-        <w:tc>
-          <w:tcPr>
-            <w:tcW w:w="0" w:type="auto"/>
-            <w:vAlign w:val="center"/>
-            <w:hideMark/>
-          </w:tcPr>
-          <w:p>
-            <w:pPr>
-              <w:spacing w:after="0" w:line="240" w:lineRule="auto"/>
-              <w:rPr>
-                <w:rFonts w:ascii="Times New Roman" w:eastAsia="Times New Roman" w:hAnsi="Times New Roman" w:cs="Times New Roman"/>
-                <w:sz w:val="24"/>
-                <w:szCs w:val="24"/>
-              </w:rPr>
-            </w:pPr>
-            <w:r>
-              <w:rPr>
-                <w:rFonts w:ascii="Times New Roman" w:eastAsia="Times New Roman" w:hAnsi="Times New Roman" w:cs="Times New Roman"/>
-                <w:sz w:val="24"/>
-                <w:szCs w:val="24"/>
-              </w:rPr>
-              <w:t>Block</w:t>
-            </w:r>
-          </w:p>
-        </w:tc>
-        <w:tc>
-          <w:tcPr>
-            <w:tcW w:w="0" w:type="auto"/>
-            <w:vAlign w:val="center"/>
-            <w:hideMark/>
-          </w:tcPr>
-          <w:p>
-            <w:pPr>
-              <w:spacing w:after="0" w:line="240" w:lineRule="auto"/>
-              <w:rPr>
-                <w:rFonts w:ascii="Times New Roman" w:eastAsia="Times New Roman" w:hAnsi="Times New Roman" w:cs="Times New Roman"/>
-                <w:sz w:val="24"/>
-                <w:szCs w:val="24"/>
-              </w:rPr>
-            </w:pPr>
-            <w:r>
-              <w:rPr>
-                <w:rFonts w:ascii="Times New Roman" w:eastAsia="Times New Roman" w:hAnsi="Times New Roman" w:cs="Times New Roman"/>
-                <w:sz w:val="24"/>
-                <w:szCs w:val="24"/>
-              </w:rPr>
-              <w:t>Block</w:t>
-            </w:r>
-          </w:p>
-        </w:tc>
-      </w:tr>
-      <w:tr>
-        <w:trPr>
-          <w:tblCellSpacing w:w="15" w:type="dxa"/>
-        </w:trPr>
-        <w:tc>
-          <w:tcPr>
-            <w:tcW w:w="0" w:type="auto"/>
-            <w:vAlign w:val="center"/>
-            <w:hideMark/>
-          </w:tcPr>
-          <w:p>
-            <w:pPr>
-              <w:spacing w:after="0" w:line="240" w:lineRule="auto"/>
-              <w:rPr>
-                <w:rFonts w:ascii="Times New Roman" w:eastAsia="Times New Roman" w:hAnsi="Times New Roman" w:cs="Times New Roman"/>
-                <w:sz w:val="24"/>
-                <w:szCs w:val="24"/>
-              </w:rPr>
-            </w:pPr>
-            <w:r>
-              <w:rPr>
-                <w:rFonts w:ascii="Times New Roman" w:eastAsia="Times New Roman" w:hAnsi="Times New Roman" w:cs="Times New Roman"/>
-                <w:sz w:val="24"/>
-                <w:szCs w:val="24"/>
-              </w:rPr>
-              <w:t>Hoisted</w:t>
-            </w:r>
-          </w:p>
-        </w:tc>
-        <w:tc>
-          <w:tcPr>
-            <w:tcW w:w="0" w:type="auto"/>
-            <w:vAlign w:val="center"/>
-            <w:hideMark/>
-          </w:tcPr>
-          <w:p>
-            <w:pPr>
-              <w:spacing w:after="0" w:line="240" w:lineRule="auto"/>
-              <w:rPr>
-                <w:rFonts w:ascii="Times New Roman" w:eastAsia="Times New Roman" w:hAnsi="Times New Roman" w:cs="Times New Roman"/>
-                <w:sz w:val="24"/>
-                <w:szCs w:val="24"/>
-              </w:rPr>
-            </w:pPr>
-            <w:r>
-              <w:rPr>
-                <w:rFonts w:ascii="Times New Roman" w:eastAsia="Times New Roman" w:hAnsi="Times New Roman" w:cs="Times New Roman"/>
-                <w:sz w:val="24"/>
-                <w:szCs w:val="24"/>
-              </w:rPr>
-              <w:t>Yes</w:t>
-            </w:r>
-          </w:p>
-        </w:tc>
-        <w:tc>
-          <w:tcPr>
-            <w:tcW w:w="0" w:type="auto"/>
-            <w:vAlign w:val="center"/>
-            <w:hideMark/>
-          </w:tcPr>
-          <w:p>
-            <w:pPr>
-              <w:spacing w:after="0" w:line="240" w:lineRule="auto"/>
-              <w:rPr>
-                <w:rFonts w:ascii="Times New Roman" w:eastAsia="Times New Roman" w:hAnsi="Times New Roman" w:cs="Times New Roman"/>
-                <w:sz w:val="24"/>
-                <w:szCs w:val="24"/>
-              </w:rPr>
-            </w:pPr>
-            <w:r>
-              <w:rPr>
-                <w:rFonts w:ascii="Times New Roman" w:eastAsia="Times New Roman" w:hAnsi="Times New Roman" w:cs="Times New Roman"/>
-                <w:sz w:val="24"/>
-                <w:szCs w:val="24"/>
-              </w:rPr>
-              <w:t>Yes (TDZ)</w:t>
-            </w:r>
-          </w:p>
-        </w:tc>
-        <w:tc>
-          <w:tcPr>
-            <w:tcW w:w="0" w:type="auto"/>
-            <w:vAlign w:val="center"/>
-            <w:hideMark/>
-          </w:tcPr>
-          <w:p>
-            <w:pPr>
-              <w:spacing w:after="0" w:line="240" w:lineRule="auto"/>
-              <w:rPr>
-                <w:rFonts w:ascii="Times New Roman" w:eastAsia="Times New Roman" w:hAnsi="Times New Roman" w:cs="Times New Roman"/>
-                <w:sz w:val="24"/>
-                <w:szCs w:val="24"/>
-              </w:rPr>
-            </w:pPr>
-            <w:r>
-              <w:rPr>
-                <w:rFonts w:ascii="Times New Roman" w:eastAsia="Times New Roman" w:hAnsi="Times New Roman" w:cs="Times New Roman"/>
-                <w:sz w:val="24"/>
-                <w:szCs w:val="24"/>
-              </w:rPr>
-              <w:t>Yes (TDZ)</w:t>
-            </w:r>
-          </w:p>
-        </w:tc>
-      </w:tr>
-      <w:tr>
-        <w:trPr>
-          <w:tblCellSpacing w:w="15" w:type="dxa"/>
-        </w:trPr>
-        <w:tc>
-          <w:tcPr>
-            <w:tcW w:w="0" w:type="auto"/>
-            <w:vAlign w:val="center"/>
-            <w:hideMark/>
-          </w:tcPr>
-          <w:p>
-            <w:pPr>
-              <w:spacing w:after="0" w:line="240" w:lineRule="auto"/>
-              <w:rPr>
-                <w:rFonts w:ascii="Times New Roman" w:eastAsia="Times New Roman" w:hAnsi="Times New Roman" w:cs="Times New Roman"/>
-                <w:sz w:val="24"/>
-                <w:szCs w:val="24"/>
-              </w:rPr>
-            </w:pPr>
-            <w:proofErr w:type="spellStart"/>
-            <w:r>
-              <w:rPr>
-                <w:rFonts w:ascii="Times New Roman" w:eastAsia="Times New Roman" w:hAnsi="Times New Roman" w:cs="Times New Roman"/>
-                <w:sz w:val="24"/>
-                <w:szCs w:val="24"/>
-              </w:rPr>
-              <w:t>Reassignable</w:t>
-            </w:r>
-            <w:proofErr w:type="spellEnd"/>
-          </w:p>
-        </w:tc>
-        <w:tc>
-          <w:tcPr>
-            <w:tcW w:w="0" w:type="auto"/>
-            <w:vAlign w:val="center"/>
-            <w:hideMark/>
-          </w:tcPr>
-          <w:p>
-            <w:pPr>
-              <w:spacing w:after="0" w:line="240" w:lineRule="auto"/>
-              <w:rPr>
-                <w:rFonts w:ascii="Times New Roman" w:eastAsia="Times New Roman" w:hAnsi="Times New Roman" w:cs="Times New Roman"/>
-                <w:sz w:val="24"/>
-                <w:szCs w:val="24"/>
-              </w:rPr>
-            </w:pPr>
-            <w:r>
-              <w:rPr>
-                <w:rFonts w:ascii="Times New Roman" w:eastAsia="Times New Roman" w:hAnsi="Times New Roman" w:cs="Times New Roman"/>
-                <w:sz w:val="24"/>
-                <w:szCs w:val="24"/>
-              </w:rPr>
-              <w:t>Yes</w:t>
-            </w:r>
-          </w:p>
-        </w:tc>
-        <w:tc>
-          <w:tcPr>
-            <w:tcW w:w="0" w:type="auto"/>
-            <w:vAlign w:val="center"/>
-            <w:hideMark/>
-          </w:tcPr>
-          <w:p>
-            <w:pPr>
-              <w:spacing w:after="0" w:line="240" w:lineRule="auto"/>
-              <w:rPr>
-                <w:rFonts w:ascii="Times New Roman" w:eastAsia="Times New Roman" w:hAnsi="Times New Roman" w:cs="Times New Roman"/>
-                <w:sz w:val="24"/>
-                <w:szCs w:val="24"/>
-              </w:rPr>
-            </w:pPr>
-            <w:r>
-              <w:rPr>
-                <w:rFonts w:ascii="Times New Roman" w:eastAsia="Times New Roman" w:hAnsi="Times New Roman" w:cs="Times New Roman"/>
-                <w:sz w:val="24"/>
-                <w:szCs w:val="24"/>
-              </w:rPr>
-              <w:t>Yes</w:t>
-            </w:r>
-          </w:p>
-        </w:tc>
-        <w:tc>
-          <w:tcPr>
-            <w:tcW w:w="0" w:type="auto"/>
-            <w:vAlign w:val="center"/>
-            <w:hideMark/>
-          </w:tcPr>
-          <w:p>
-            <w:pPr>
-              <w:spacing w:after="0" w:line="240" w:lineRule="auto"/>
-              <w:rPr>
-                <w:rFonts w:ascii="Times New Roman" w:eastAsia="Times New Roman" w:hAnsi="Times New Roman" w:cs="Times New Roman"/>
-                <w:sz w:val="24"/>
-                <w:szCs w:val="24"/>
-              </w:rPr>
-            </w:pPr>
-            <w:r>
-              <w:rPr>
-                <w:rFonts w:ascii="Times New Roman" w:eastAsia="Times New Roman" w:hAnsi="Times New Roman" w:cs="Times New Roman"/>
-                <w:sz w:val="24"/>
-                <w:szCs w:val="24"/>
-              </w:rPr>
-              <w:t>No</w:t>
-            </w:r>
-          </w:p>
-        </w:tc>
-      </w:tr>
-      <w:tr>
-        <w:trPr>
-          <w:tblCellSpacing w:w="15" w:type="dxa"/>
-        </w:trPr>
-        <w:tc>
-          <w:tcPr>
-            <w:tcW w:w="0" w:type="auto"/>
-            <w:vAlign w:val="center"/>
-            <w:hideMark/>
-          </w:tcPr>
-          <w:p>
-            <w:pPr>
-              <w:spacing w:after="0" w:line="240" w:lineRule="auto"/>
-              <w:rPr>
-                <w:rFonts w:ascii="Times New Roman" w:eastAsia="Times New Roman" w:hAnsi="Times New Roman" w:cs="Times New Roman"/>
-                <w:sz w:val="24"/>
-                <w:szCs w:val="24"/>
-              </w:rPr>
-            </w:pPr>
-            <w:proofErr w:type="spellStart"/>
-            <w:r>
-              <w:rPr>
-                <w:rFonts w:ascii="Times New Roman" w:eastAsia="Times New Roman" w:hAnsi="Times New Roman" w:cs="Times New Roman"/>
-                <w:sz w:val="24"/>
-                <w:szCs w:val="24"/>
-              </w:rPr>
-              <w:t>Redeclarable</w:t>
-            </w:r>
-            <w:proofErr w:type="spellEnd"/>
-          </w:p>
-        </w:tc>
-        <w:tc>
-          <w:tcPr>
-            <w:tcW w:w="0" w:type="auto"/>
-            <w:vAlign w:val="center"/>
-            <w:hideMark/>
-          </w:tcPr>
-          <w:p>
-            <w:pPr>
-              <w:spacing w:after="0" w:line="240" w:lineRule="auto"/>
-              <w:rPr>
-                <w:rFonts w:ascii="Times New Roman" w:eastAsia="Times New Roman" w:hAnsi="Times New Roman" w:cs="Times New Roman"/>
-                <w:sz w:val="24"/>
-                <w:szCs w:val="24"/>
-              </w:rPr>
-            </w:pPr>
-            <w:r>
-              <w:rPr>
-                <w:rFonts w:ascii="Times New Roman" w:eastAsia="Times New Roman" w:hAnsi="Times New Roman" w:cs="Times New Roman"/>
-                <w:sz w:val="24"/>
-                <w:szCs w:val="24"/>
-              </w:rPr>
-              <w:t>Yes</w:t>
-            </w:r>
-          </w:p>
-        </w:tc>
-        <w:tc>
-          <w:tcPr>
-            <w:tcW w:w="0" w:type="auto"/>
-            <w:vAlign w:val="center"/>
-            <w:hideMark/>
-          </w:tcPr>
-          <w:p>
-            <w:pPr>
-              <w:spacing w:after="0" w:line="240" w:lineRule="auto"/>
-              <w:rPr>
-                <w:rFonts w:ascii="Times New Roman" w:eastAsia="Times New Roman" w:hAnsi="Times New Roman" w:cs="Times New Roman"/>
-                <w:sz w:val="24"/>
-                <w:szCs w:val="24"/>
-              </w:rPr>
-            </w:pPr>
-            <w:r>
-              <w:rPr>
-                <w:rFonts w:ascii="Times New Roman" w:eastAsia="Times New Roman" w:hAnsi="Times New Roman" w:cs="Times New Roman"/>
-                <w:sz w:val="24"/>
-                <w:szCs w:val="24"/>
-              </w:rPr>
-              <w:t>No</w:t>
-            </w:r>
-          </w:p>
-        </w:tc>
-        <w:tc>
-          <w:tcPr>
-            <w:tcW w:w="0" w:type="auto"/>
-            <w:vAlign w:val="center"/>
-            <w:hideMark/>
-          </w:tcPr>
-          <w:p>
-            <w:pPr>
-              <w:spacing w:after="0" w:line="240" w:lineRule="auto"/>
-              <w:rPr>
-                <w:rFonts w:ascii="Times New Roman" w:eastAsia="Times New Roman" w:hAnsi="Times New Roman" w:cs="Times New Roman"/>
-                <w:sz w:val="24"/>
-                <w:szCs w:val="24"/>
-              </w:rPr>
-            </w:pPr>
-            <w:r>
-              <w:rPr>
-                <w:rFonts w:ascii="Times New Roman" w:eastAsia="Times New Roman" w:hAnsi="Times New Roman" w:cs="Times New Roman"/>
-                <w:sz w:val="24"/>
-                <w:szCs w:val="24"/>
-              </w:rPr>
-              <w:t>No</w:t>
-            </w:r>
-          </w:p>
-        </w:tc>
-      </w:tr>
-    </w:tbl>
-    <w:p>
-      <w:pPr>
-        <w:spacing w:after="0" w:line="240" w:lineRule="auto"/>
-        <w:rPr>
-          <w:rFonts w:ascii="Times New Roman" w:eastAsia="Times New Roman" w:hAnsi="Times New Roman" w:cs="Times New Roman"/>
-          <w:sz w:val="24"/>
-          <w:szCs w:val="24"/>
-        </w:rPr>
-      </w:pPr>
-      <w:r>
-        <w:rPr>
-          <w:rFonts w:ascii="Times New Roman" w:eastAsia="Times New Roman" w:hAnsi="Times New Roman" w:cs="Times New Roman"/>
-          <w:sz w:val="24"/>
-          <w:szCs w:val="24"/>
-        </w:rPr>
-        <w:pict>
-          <v:rect id="_x0000_i1027" style="width:0;height:1.5pt" o:hralign="center" o:hrstd="t" o:hr="t" fillcolor="#a0a0a0" stroked="f"/>
-        </w:pict>
-      </w:r>
-    </w:p>
-    <w:p>
-      <w:pPr>
-        <w:spacing w:before="100" w:beforeAutospacing="1" w:after="100" w:afterAutospacing="1" w:line="240" w:lineRule="auto"/>
-        <w:outlineLvl w:val="1"/>
-        <w:rPr>
-          <w:rFonts w:ascii="Times New Roman" w:eastAsia="Times New Roman" w:hAnsi="Times New Roman" w:cs="Times New Roman"/>
-          <w:b/>
-          <w:bCs/>
-          <w:sz w:val="36"/>
-          <w:szCs w:val="36"/>
-        </w:rPr>
-      </w:pPr>
-      <w:r>
-        <w:rPr>
-          <w:rFonts w:ascii="Times New Roman" w:eastAsia="Times New Roman" w:hAnsi="Times New Roman" w:cs="Times New Roman"/>
-          <w:b/>
-          <w:bCs/>
-          <w:sz w:val="36"/>
-          <w:szCs w:val="36"/>
-        </w:rPr>
-        <w:lastRenderedPageBreak/>
         <w:t>3. What is hoisting?</w:t>
       </w:r>
     </w:p>
@@ -1356,6 +689,7 @@
           <w:sz w:val="24"/>
           <w:szCs w:val="24"/>
         </w:rPr>
+        <w:lastRenderedPageBreak/>
         <w:t>Answer:</w:t>
       </w:r>
     </w:p>
@@ -1764,7 +1098,6 @@
           <w:sz w:val="24"/>
           <w:szCs w:val="24"/>
         </w:rPr>
-        <w:lastRenderedPageBreak/>
         <w:t>Process Callback Queue</w:t>
       </w:r>
     </w:p>
@@ -1824,7 +1157,7 @@
           <w:szCs w:val="24"/>
         </w:rPr>
         <w:pict>
-          <v:rect id="_x0000_i1032" style="width:0;height:1.5pt" o:hralign="center" o:hrstd="t" o:hr="t" fillcolor="#a0a0a0" stroked="f"/>
+          <v:rect id="_x0000_i1031" style="width:0;height:1.5pt" o:hralign="center" o:hrstd="t" o:hr="t" fillcolor="#a0a0a0" stroked="f"/>
         </w:pict>
       </w:r>
     </w:p>
@@ -1904,6 +1237,7 @@
           <w:sz w:val="24"/>
           <w:szCs w:val="24"/>
         </w:rPr>
+        <w:lastRenderedPageBreak/>
         <w:t>Functions are pushed onto and popped from the stack as they execute.</w:t>
       </w:r>
     </w:p>
@@ -1923,7 +1257,7 @@
           <w:szCs w:val="24"/>
         </w:rPr>
         <w:pict>
-          <v:rect id="_x0000_i1033" style="width:0;height:1.5pt" o:hralign="center" o:hrstd="t" o:hr="t" fillcolor="#a0a0a0" stroked="f"/>
+          <v:rect id="_x0000_i1032" style="width:0;height:1.5pt" o:hralign="center" o:hrstd="t" o:hr="t" fillcolor="#a0a0a0" stroked="f"/>
         </w:pict>
       </w:r>
     </w:p>
@@ -2204,7 +1538,7 @@
           <w:szCs w:val="24"/>
         </w:rPr>
         <w:pict>
-          <v:rect id="_x0000_i1034" style="width:0;height:1.5pt" o:hralign="center" o:hrstd="t" o:hr="t" fillcolor="#a0a0a0" stroked="f"/>
+          <v:rect id="_x0000_i1033" style="width:0;height:1.5pt" o:hralign="center" o:hrstd="t" o:hr="t" fillcolor="#a0a0a0" stroked="f"/>
         </w:pict>
       </w:r>
     </w:p>
@@ -2369,7 +1703,7 @@
           <w:szCs w:val="24"/>
         </w:rPr>
         <w:pict>
-          <v:rect id="_x0000_i1035" style="width:0;height:1.5pt" o:hralign="center" o:hrstd="t" o:hr="t" fillcolor="#a0a0a0" stroked="f"/>
+          <v:rect id="_x0000_i1034" style="width:0;height:1.5pt" o:hralign="center" o:hrstd="t" o:hr="t" fillcolor="#a0a0a0" stroked="f"/>
         </w:pict>
       </w:r>
     </w:p>
@@ -2393,7 +1727,6 @@
           <w:sz w:val="36"/>
           <w:szCs w:val="36"/>
         </w:rPr>
-        <w:lastRenderedPageBreak/>
         <w:t xml:space="preserve">11. What is the difference between Promises and </w:t>
       </w:r>
       <w:proofErr w:type="spellStart"/>
@@ -2483,7 +1816,7 @@
           <w:szCs w:val="24"/>
         </w:rPr>
         <w:pict>
-          <v:rect id="_x0000_i1036" style="width:0;height:1.5pt" o:hralign="center" o:hrstd="t" o:hr="t" fillcolor="#a0a0a0" stroked="f"/>
+          <v:rect id="_x0000_i1035" style="width:0;height:1.5pt" o:hralign="center" o:hrstd="t" o:hr="t" fillcolor="#a0a0a0" stroked="f"/>
         </w:pict>
       </w:r>
     </w:p>
@@ -2578,6 +1911,7 @@
           <w:sz w:val="20"/>
           <w:szCs w:val="20"/>
         </w:rPr>
+        <w:lastRenderedPageBreak/>
         <w:t>this</w:t>
       </w:r>
       <w:proofErr w:type="gramEnd"/>
@@ -2882,8 +2216,97 @@
           <w:szCs w:val="24"/>
         </w:rPr>
         <w:pict>
+          <v:rect id="_x0000_i1036" style="width:0;height:1.5pt" o:hralign="center" o:hrstd="t" o:hr="t" fillcolor="#a0a0a0" stroked="f"/>
+        </w:pict>
+      </w:r>
+    </w:p>
+    <w:p>
+      <w:pPr>
+        <w:spacing w:after="0" w:line="240" w:lineRule="auto"/>
+        <w:rPr>
+          <w:rFonts w:ascii="Times New Roman" w:eastAsia="Times New Roman" w:hAnsi="Times New Roman" w:cs="Times New Roman"/>
+          <w:sz w:val="24"/>
+          <w:szCs w:val="24"/>
+        </w:rPr>
+      </w:pPr>
+      <w:r>
+        <w:rPr>
+          <w:rFonts w:ascii="Times New Roman" w:eastAsia="Times New Roman" w:hAnsi="Times New Roman" w:cs="Times New Roman"/>
+          <w:sz w:val="24"/>
+          <w:szCs w:val="24"/>
+        </w:rPr>
+        <w:pict>
           <v:rect id="_x0000_i1037" style="width:0;height:1.5pt" o:hralign="center" o:hrstd="t" o:hr="t" fillcolor="#a0a0a0" stroked="f"/>
         </w:pict>
+      </w:r>
+    </w:p>
+    <w:p>
+      <w:pPr>
+        <w:spacing w:before="100" w:beforeAutospacing="1" w:after="100" w:afterAutospacing="1" w:line="240" w:lineRule="auto"/>
+        <w:outlineLvl w:val="1"/>
+        <w:rPr>
+          <w:rFonts w:ascii="Times New Roman" w:eastAsia="Times New Roman" w:hAnsi="Times New Roman" w:cs="Times New Roman"/>
+          <w:b/>
+          <w:bCs/>
+          <w:sz w:val="36"/>
+          <w:szCs w:val="36"/>
+        </w:rPr>
+      </w:pPr>
+      <w:r>
+        <w:rPr>
+          <w:rFonts w:ascii="Times New Roman" w:eastAsia="Times New Roman" w:hAnsi="Times New Roman" w:cs="Times New Roman"/>
+          <w:b/>
+          <w:bCs/>
+          <w:sz w:val="36"/>
+          <w:szCs w:val="36"/>
+        </w:rPr>
+        <w:t>14. What are arrow functions?</w:t>
+      </w:r>
+    </w:p>
+    <w:p>
+      <w:pPr>
+        <w:spacing w:before="100" w:beforeAutospacing="1" w:after="100" w:afterAutospacing="1" w:line="240" w:lineRule="auto"/>
+        <w:rPr>
+          <w:rFonts w:ascii="Times New Roman" w:eastAsia="Times New Roman" w:hAnsi="Times New Roman" w:cs="Times New Roman"/>
+          <w:sz w:val="24"/>
+          <w:szCs w:val="24"/>
+        </w:rPr>
+      </w:pPr>
+      <w:r>
+        <w:rPr>
+          <w:rFonts w:ascii="Times New Roman" w:eastAsia="Times New Roman" w:hAnsi="Times New Roman" w:cs="Times New Roman"/>
+          <w:b/>
+          <w:bCs/>
+          <w:sz w:val="24"/>
+          <w:szCs w:val="24"/>
+        </w:rPr>
+        <w:t>Answer:</w:t>
+      </w:r>
+    </w:p>
+    <w:p>
+      <w:pPr>
+        <w:spacing w:before="100" w:beforeAutospacing="1" w:after="100" w:afterAutospacing="1" w:line="240" w:lineRule="auto"/>
+        <w:rPr>
+          <w:rFonts w:ascii="Times New Roman" w:eastAsia="Times New Roman" w:hAnsi="Times New Roman" w:cs="Times New Roman"/>
+          <w:sz w:val="24"/>
+          <w:szCs w:val="24"/>
+        </w:rPr>
+      </w:pPr>
+      <w:r>
+        <w:rPr>
+          <w:rFonts w:ascii="Times New Roman" w:eastAsia="Times New Roman" w:hAnsi="Times New Roman" w:cs="Times New Roman"/>
+          <w:sz w:val="24"/>
+          <w:szCs w:val="24"/>
+        </w:rPr>
+        <w:t>Arrow functions pro</w:t>
+      </w:r>
+      <w:r>
+        <w:rPr>
+          <w:rFonts w:ascii="Times New Roman" w:eastAsia="Times New Roman" w:hAnsi="Times New Roman" w:cs="Times New Roman"/>
+          <w:sz w:val="24"/>
+          <w:szCs w:val="24"/>
+        </w:rPr>
+        <w:t>vide shorter syntax for functions</w:t>
       </w:r>
     </w:p>
     <w:p>
@@ -2926,7 +2349,7 @@
           <w:sz w:val="36"/>
           <w:szCs w:val="36"/>
         </w:rPr>
-        <w:t>14. What are arrow functions?</w:t>
+        <w:t>15. Explain prototypal inheritance.</w:t>
       </w:r>
     </w:p>
     <w:p>
@@ -2964,15 +2387,7 @@
           <w:sz w:val="24"/>
           <w:szCs w:val="24"/>
         </w:rPr>
-        <w:t>Arrow functions pro</w:t>
-      </w:r>
-      <w:r>
-        <w:rPr>
-          <w:rFonts w:ascii="Times New Roman" w:eastAsia="Times New Roman" w:hAnsi="Times New Roman" w:cs="Times New Roman"/>
-          <w:sz w:val="24"/>
-          <w:szCs w:val="24"/>
-        </w:rPr>
-        <w:t>vide shorter syntax for functions</w:t>
+        <w:t>JavaScript objects inherit properties from prototypes.</w:t>
       </w:r>
     </w:p>
     <w:p>
@@ -3015,88 +2430,6 @@
           <w:sz w:val="36"/>
           <w:szCs w:val="36"/>
         </w:rPr>
-        <w:t>15. Explain prototypal inheritance.</w:t>
-      </w:r>
-    </w:p>
-    <w:p>
-      <w:pPr>
-        <w:spacing w:before="100" w:beforeAutospacing="1" w:after="100" w:afterAutospacing="1" w:line="240" w:lineRule="auto"/>
-        <w:rPr>
-          <w:rFonts w:ascii="Times New Roman" w:eastAsia="Times New Roman" w:hAnsi="Times New Roman" w:cs="Times New Roman"/>
-          <w:sz w:val="24"/>
-          <w:szCs w:val="24"/>
-        </w:rPr>
-      </w:pPr>
-      <w:r>
-        <w:rPr>
-          <w:rFonts w:ascii="Times New Roman" w:eastAsia="Times New Roman" w:hAnsi="Times New Roman" w:cs="Times New Roman"/>
-          <w:b/>
-          <w:bCs/>
-          <w:sz w:val="24"/>
-          <w:szCs w:val="24"/>
-        </w:rPr>
-        <w:t>Answer:</w:t>
-      </w:r>
-    </w:p>
-    <w:p>
-      <w:pPr>
-        <w:spacing w:before="100" w:beforeAutospacing="1" w:after="100" w:afterAutospacing="1" w:line="240" w:lineRule="auto"/>
-        <w:rPr>
-          <w:rFonts w:ascii="Times New Roman" w:eastAsia="Times New Roman" w:hAnsi="Times New Roman" w:cs="Times New Roman"/>
-          <w:sz w:val="24"/>
-          <w:szCs w:val="24"/>
-        </w:rPr>
-      </w:pPr>
-      <w:r>
-        <w:rPr>
-          <w:rFonts w:ascii="Times New Roman" w:eastAsia="Times New Roman" w:hAnsi="Times New Roman" w:cs="Times New Roman"/>
-          <w:sz w:val="24"/>
-          <w:szCs w:val="24"/>
-        </w:rPr>
-        <w:t>JavaScript objects inherit properties from prototypes.</w:t>
-      </w:r>
-    </w:p>
-    <w:p>
-      <w:pPr>
-        <w:spacing w:after="0" w:line="240" w:lineRule="auto"/>
-        <w:rPr>
-          <w:rFonts w:ascii="Times New Roman" w:eastAsia="Times New Roman" w:hAnsi="Times New Roman" w:cs="Times New Roman"/>
-          <w:sz w:val="24"/>
-          <w:szCs w:val="24"/>
-        </w:rPr>
-      </w:pPr>
-      <w:r>
-        <w:rPr>
-          <w:rFonts w:ascii="Times New Roman" w:eastAsia="Times New Roman" w:hAnsi="Times New Roman" w:cs="Times New Roman"/>
-          <w:sz w:val="24"/>
-          <w:szCs w:val="24"/>
-        </w:rPr>
-        <w:pict>
-          <v:rect id="_x0000_i1040" style="width:0;height:1.5pt" o:hralign="center" o:hrstd="t" o:hr="t" fillcolor="#a0a0a0" stroked="f"/>
-        </w:pict>
-      </w:r>
-    </w:p>
-    <w:p>
-      <w:pPr>
-        <w:spacing w:before="100" w:beforeAutospacing="1" w:after="100" w:afterAutospacing="1" w:line="240" w:lineRule="auto"/>
-        <w:outlineLvl w:val="1"/>
-        <w:rPr>
-          <w:rFonts w:ascii="Times New Roman" w:eastAsia="Times New Roman" w:hAnsi="Times New Roman" w:cs="Times New Roman"/>
-          <w:b/>
-          <w:bCs/>
-          <w:sz w:val="36"/>
-          <w:szCs w:val="36"/>
-        </w:rPr>
-      </w:pPr>
-      <w:r>
-        <w:rPr>
-          <w:rFonts w:ascii="Times New Roman" w:eastAsia="Times New Roman" w:hAnsi="Times New Roman" w:cs="Times New Roman"/>
-          <w:b/>
-          <w:bCs/>
-          <w:sz w:val="36"/>
-          <w:szCs w:val="36"/>
-        </w:rPr>
-        <w:lastRenderedPageBreak/>
         <w:t>16. What is the prototype chain?</w:t>
       </w:r>
     </w:p>
@@ -3252,7 +2585,7 @@
           <w:szCs w:val="24"/>
         </w:rPr>
         <w:pict>
-          <v:rect id="_x0000_i1041" style="width:0;height:1.5pt" o:hralign="center" o:hrstd="t" o:hr="t" fillcolor="#a0a0a0" stroked="f"/>
+          <v:rect id="_x0000_i1040" style="width:0;height:1.5pt" o:hralign="center" o:hrstd="t" o:hr="t" fillcolor="#a0a0a0" stroked="f"/>
         </w:pict>
       </w:r>
     </w:p>
@@ -3276,6 +2609,7 @@
           <w:sz w:val="36"/>
           <w:szCs w:val="36"/>
         </w:rPr>
+        <w:lastRenderedPageBreak/>
         <w:t>17. What is the difference between shallow copy and deep copy?</w:t>
       </w:r>
     </w:p>
@@ -3393,6 +2727,87 @@
           <w:szCs w:val="24"/>
         </w:rPr>
         <w:pict>
+          <v:rect id="_x0000_i1041" style="width:0;height:1.5pt" o:hralign="center" o:hrstd="t" o:hr="t" fillcolor="#a0a0a0" stroked="f"/>
+        </w:pict>
+      </w:r>
+    </w:p>
+    <w:p>
+      <w:pPr>
+        <w:spacing w:before="100" w:beforeAutospacing="1" w:after="100" w:afterAutospacing="1" w:line="240" w:lineRule="auto"/>
+        <w:outlineLvl w:val="1"/>
+        <w:rPr>
+          <w:rFonts w:ascii="Times New Roman" w:eastAsia="Times New Roman" w:hAnsi="Times New Roman" w:cs="Times New Roman"/>
+          <w:b/>
+          <w:bCs/>
+          <w:sz w:val="36"/>
+          <w:szCs w:val="36"/>
+        </w:rPr>
+      </w:pPr>
+      <w:r>
+        <w:rPr>
+          <w:rFonts w:ascii="Times New Roman" w:eastAsia="Times New Roman" w:hAnsi="Times New Roman" w:cs="Times New Roman"/>
+          <w:b/>
+          <w:bCs/>
+          <w:sz w:val="36"/>
+          <w:szCs w:val="36"/>
+        </w:rPr>
+        <w:t>18. What is currying?</w:t>
+      </w:r>
+    </w:p>
+    <w:p>
+      <w:pPr>
+        <w:spacing w:before="100" w:beforeAutospacing="1" w:after="100" w:afterAutospacing="1" w:line="240" w:lineRule="auto"/>
+        <w:rPr>
+          <w:rFonts w:ascii="Times New Roman" w:eastAsia="Times New Roman" w:hAnsi="Times New Roman" w:cs="Times New Roman"/>
+          <w:sz w:val="24"/>
+          <w:szCs w:val="24"/>
+        </w:rPr>
+      </w:pPr>
+      <w:r>
+        <w:rPr>
+          <w:rFonts w:ascii="Times New Roman" w:eastAsia="Times New Roman" w:hAnsi="Times New Roman" w:cs="Times New Roman"/>
+          <w:b/>
+          <w:bCs/>
+          <w:sz w:val="24"/>
+          <w:szCs w:val="24"/>
+        </w:rPr>
+        <w:t>Answer:</w:t>
+      </w:r>
+    </w:p>
+    <w:p>
+      <w:pPr>
+        <w:spacing w:before="100" w:beforeAutospacing="1" w:after="100" w:afterAutospacing="1" w:line="240" w:lineRule="auto"/>
+        <w:rPr>
+          <w:rFonts w:ascii="Times New Roman" w:eastAsia="Times New Roman" w:hAnsi="Times New Roman" w:cs="Times New Roman"/>
+          <w:sz w:val="24"/>
+          <w:szCs w:val="24"/>
+        </w:rPr>
+      </w:pPr>
+      <w:r>
+        <w:rPr>
+          <w:rFonts w:ascii="Times New Roman" w:eastAsia="Times New Roman" w:hAnsi="Times New Roman" w:cs="Times New Roman"/>
+          <w:sz w:val="24"/>
+          <w:szCs w:val="24"/>
+        </w:rPr>
+        <w:t>Currying transforms a function with multiple arguments into nested functions.</w:t>
+      </w:r>
+    </w:p>
+    <w:p>
+      <w:pPr>
+        <w:spacing w:after="0" w:line="240" w:lineRule="auto"/>
+        <w:rPr>
+          <w:rFonts w:ascii="Times New Roman" w:eastAsia="Times New Roman" w:hAnsi="Times New Roman" w:cs="Times New Roman"/>
+          <w:sz w:val="24"/>
+          <w:szCs w:val="24"/>
+        </w:rPr>
+      </w:pPr>
+      <w:r>
+        <w:rPr>
+          <w:rFonts w:ascii="Times New Roman" w:eastAsia="Times New Roman" w:hAnsi="Times New Roman" w:cs="Times New Roman"/>
+          <w:sz w:val="24"/>
+          <w:szCs w:val="24"/>
+        </w:rPr>
+        <w:pict>
           <v:rect id="_x0000_i1042" style="width:0;height:1.5pt" o:hralign="center" o:hrstd="t" o:hr="t" fillcolor="#a0a0a0" stroked="f"/>
         </w:pict>
       </w:r>
@@ -3417,7 +2832,29 @@
           <w:sz w:val="36"/>
           <w:szCs w:val="36"/>
         </w:rPr>
-        <w:t>18. What is currying?</w:t>
+        <w:t xml:space="preserve">19. What is </w:t>
+      </w:r>
+      <w:proofErr w:type="spellStart"/>
+      <w:r>
+        <w:rPr>
+          <w:rFonts w:ascii="Times New Roman" w:eastAsia="Times New Roman" w:hAnsi="Times New Roman" w:cs="Times New Roman"/>
+          <w:b/>
+          <w:bCs/>
+          <w:sz w:val="36"/>
+          <w:szCs w:val="36"/>
+        </w:rPr>
+        <w:t>memoization</w:t>
+      </w:r>
+      <w:proofErr w:type="spellEnd"/>
+      <w:r>
+        <w:rPr>
+          <w:rFonts w:ascii="Times New Roman" w:eastAsia="Times New Roman" w:hAnsi="Times New Roman" w:cs="Times New Roman"/>
+          <w:b/>
+          <w:bCs/>
+          <w:sz w:val="36"/>
+          <w:szCs w:val="36"/>
+        </w:rPr>
+        <w:t>?</w:t>
       </w:r>
     </w:p>
     <w:p>
@@ -3449,13 +2886,41 @@
           <w:szCs w:val="24"/>
         </w:rPr>
       </w:pPr>
-      <w:r>
-        <w:rPr>
-          <w:rFonts w:ascii="Times New Roman" w:eastAsia="Times New Roman" w:hAnsi="Times New Roman" w:cs="Times New Roman"/>
-          <w:sz w:val="24"/>
-          <w:szCs w:val="24"/>
-        </w:rPr>
-        <w:t>Currying transforms a function with multiple arguments into nested functions.</w:t>
+      <w:proofErr w:type="spellStart"/>
+      <w:r>
+        <w:rPr>
+          <w:rFonts w:ascii="Times New Roman" w:eastAsia="Times New Roman" w:hAnsi="Times New Roman" w:cs="Times New Roman"/>
+          <w:sz w:val="24"/>
+          <w:szCs w:val="24"/>
+        </w:rPr>
+        <w:t>Memoization</w:t>
+      </w:r>
+      <w:proofErr w:type="spellEnd"/>
+      <w:r>
+        <w:rPr>
+          <w:rFonts w:ascii="Times New Roman" w:eastAsia="Times New Roman" w:hAnsi="Times New Roman" w:cs="Times New Roman"/>
+          <w:sz w:val="24"/>
+          <w:szCs w:val="24"/>
+        </w:rPr>
+        <w:t xml:space="preserve"> caches function results.</w:t>
+      </w:r>
+    </w:p>
+    <w:p>
+      <w:pPr>
+        <w:spacing w:before="100" w:beforeAutospacing="1" w:after="100" w:afterAutospacing="1" w:line="240" w:lineRule="auto"/>
+        <w:rPr>
+          <w:rFonts w:ascii="Times New Roman" w:eastAsia="Times New Roman" w:hAnsi="Times New Roman" w:cs="Times New Roman"/>
+          <w:sz w:val="24"/>
+          <w:szCs w:val="24"/>
+        </w:rPr>
+      </w:pPr>
+      <w:r>
+        <w:rPr>
+          <w:rFonts w:ascii="Times New Roman" w:eastAsia="Times New Roman" w:hAnsi="Times New Roman" w:cs="Times New Roman"/>
+          <w:sz w:val="24"/>
+          <w:szCs w:val="24"/>
+        </w:rPr>
+        <w:t>Improves performance for expensive calculations.</w:t>
       </w:r>
     </w:p>
     <w:p>
@@ -3498,137 +2963,6 @@
           <w:sz w:val="36"/>
           <w:szCs w:val="36"/>
         </w:rPr>
-        <w:t xml:space="preserve">19. What is </w:t>
-      </w:r>
-      <w:proofErr w:type="spellStart"/>
-      <w:r>
-        <w:rPr>
-          <w:rFonts w:ascii="Times New Roman" w:eastAsia="Times New Roman" w:hAnsi="Times New Roman" w:cs="Times New Roman"/>
-          <w:b/>
-          <w:bCs/>
-          <w:sz w:val="36"/>
-          <w:szCs w:val="36"/>
-        </w:rPr>
-        <w:t>memoization</w:t>
-      </w:r>
-      <w:proofErr w:type="spellEnd"/>
-      <w:r>
-        <w:rPr>
-          <w:rFonts w:ascii="Times New Roman" w:eastAsia="Times New Roman" w:hAnsi="Times New Roman" w:cs="Times New Roman"/>
-          <w:b/>
-          <w:bCs/>
-          <w:sz w:val="36"/>
-          <w:szCs w:val="36"/>
-        </w:rPr>
-        <w:t>?</w:t>
-      </w:r>
-    </w:p>
-    <w:p>
-      <w:pPr>
-        <w:spacing w:before="100" w:beforeAutospacing="1" w:after="100" w:afterAutospacing="1" w:line="240" w:lineRule="auto"/>
-        <w:rPr>
-          <w:rFonts w:ascii="Times New Roman" w:eastAsia="Times New Roman" w:hAnsi="Times New Roman" w:cs="Times New Roman"/>
-          <w:sz w:val="24"/>
-          <w:szCs w:val="24"/>
-        </w:rPr>
-      </w:pPr>
-      <w:r>
-        <w:rPr>
-          <w:rFonts w:ascii="Times New Roman" w:eastAsia="Times New Roman" w:hAnsi="Times New Roman" w:cs="Times New Roman"/>
-          <w:b/>
-          <w:bCs/>
-          <w:sz w:val="24"/>
-          <w:szCs w:val="24"/>
-        </w:rPr>
-        <w:t>Answer:</w:t>
-      </w:r>
-    </w:p>
-    <w:p>
-      <w:pPr>
-        <w:spacing w:before="100" w:beforeAutospacing="1" w:after="100" w:afterAutospacing="1" w:line="240" w:lineRule="auto"/>
-        <w:rPr>
-          <w:rFonts w:ascii="Times New Roman" w:eastAsia="Times New Roman" w:hAnsi="Times New Roman" w:cs="Times New Roman"/>
-          <w:sz w:val="24"/>
-          <w:szCs w:val="24"/>
-        </w:rPr>
-      </w:pPr>
-      <w:proofErr w:type="spellStart"/>
-      <w:r>
-        <w:rPr>
-          <w:rFonts w:ascii="Times New Roman" w:eastAsia="Times New Roman" w:hAnsi="Times New Roman" w:cs="Times New Roman"/>
-          <w:sz w:val="24"/>
-          <w:szCs w:val="24"/>
-        </w:rPr>
-        <w:t>Memoization</w:t>
-      </w:r>
-      <w:proofErr w:type="spellEnd"/>
-      <w:r>
-        <w:rPr>
-          <w:rFonts w:ascii="Times New Roman" w:eastAsia="Times New Roman" w:hAnsi="Times New Roman" w:cs="Times New Roman"/>
-          <w:sz w:val="24"/>
-          <w:szCs w:val="24"/>
-        </w:rPr>
-        <w:t xml:space="preserve"> caches function results.</w:t>
-      </w:r>
-    </w:p>
-    <w:p>
-      <w:pPr>
-        <w:spacing w:before="100" w:beforeAutospacing="1" w:after="100" w:afterAutospacing="1" w:line="240" w:lineRule="auto"/>
-        <w:rPr>
-          <w:rFonts w:ascii="Times New Roman" w:eastAsia="Times New Roman" w:hAnsi="Times New Roman" w:cs="Times New Roman"/>
-          <w:sz w:val="24"/>
-          <w:szCs w:val="24"/>
-        </w:rPr>
-      </w:pPr>
-      <w:r>
-        <w:rPr>
-          <w:rFonts w:ascii="Times New Roman" w:eastAsia="Times New Roman" w:hAnsi="Times New Roman" w:cs="Times New Roman"/>
-          <w:sz w:val="24"/>
-          <w:szCs w:val="24"/>
-        </w:rPr>
-        <w:t>Improves performance for expensive calculations.</w:t>
-      </w:r>
-    </w:p>
-    <w:p>
-      <w:pPr>
-        <w:spacing w:after="0" w:line="240" w:lineRule="auto"/>
-        <w:rPr>
-          <w:rFonts w:ascii="Times New Roman" w:eastAsia="Times New Roman" w:hAnsi="Times New Roman" w:cs="Times New Roman"/>
-          <w:sz w:val="24"/>
-          <w:szCs w:val="24"/>
-        </w:rPr>
-      </w:pPr>
-      <w:r>
-        <w:rPr>
-          <w:rFonts w:ascii="Times New Roman" w:eastAsia="Times New Roman" w:hAnsi="Times New Roman" w:cs="Times New Roman"/>
-          <w:sz w:val="24"/>
-          <w:szCs w:val="24"/>
-        </w:rPr>
-        <w:pict>
-          <v:rect id="_x0000_i1044" style="width:0;height:1.5pt" o:hralign="center" o:hrstd="t" o:hr="t" fillcolor="#a0a0a0" stroked="f"/>
-        </w:pict>
-      </w:r>
-    </w:p>
-    <w:p>
-      <w:pPr>
-        <w:spacing w:before="100" w:beforeAutospacing="1" w:after="100" w:afterAutospacing="1" w:line="240" w:lineRule="auto"/>
-        <w:outlineLvl w:val="1"/>
-        <w:rPr>
-          <w:rFonts w:ascii="Times New Roman" w:eastAsia="Times New Roman" w:hAnsi="Times New Roman" w:cs="Times New Roman"/>
-          <w:b/>
-          <w:bCs/>
-          <w:sz w:val="36"/>
-          <w:szCs w:val="36"/>
-        </w:rPr>
-      </w:pPr>
-      <w:r>
-        <w:rPr>
-          <w:rFonts w:ascii="Times New Roman" w:eastAsia="Times New Roman" w:hAnsi="Times New Roman" w:cs="Times New Roman"/>
-          <w:b/>
-          <w:bCs/>
-          <w:sz w:val="36"/>
-          <w:szCs w:val="36"/>
-        </w:rPr>
         <w:t>20. What are generators?</w:t>
       </w:r>
     </w:p>
@@ -3649,7 +2983,6 @@
           <w:sz w:val="24"/>
           <w:szCs w:val="24"/>
         </w:rPr>
-        <w:lastRenderedPageBreak/>
         <w:t>Answer:</w:t>
       </w:r>
     </w:p>
@@ -3771,7 +3104,7 @@
           <w:szCs w:val="24"/>
         </w:rPr>
         <w:pict>
-          <v:rect id="_x0000_i1045" style="width:0;height:1.5pt" o:hralign="center" o:hrstd="t" o:hr="t" fillcolor="#a0a0a0" stroked="f"/>
+          <v:rect id="_x0000_i1044" style="width:0;height:1.5pt" o:hralign="center" o:hrstd="t" o:hr="t" fillcolor="#a0a0a0" stroked="f"/>
         </w:pict>
       </w:r>
     </w:p>
@@ -3795,6 +3128,7 @@
           <w:sz w:val="36"/>
           <w:szCs w:val="36"/>
         </w:rPr>
+        <w:lastRenderedPageBreak/>
         <w:t>21. What are Symbols?</w:t>
       </w:r>
     </w:p>
@@ -3914,7 +3248,7 @@
           <w:szCs w:val="24"/>
         </w:rPr>
         <w:pict>
-          <v:rect id="_x0000_i1046" style="width:0;height:1.5pt" o:hralign="center" o:hrstd="t" o:hr="t" fillcolor="#a0a0a0" stroked="f"/>
+          <v:rect id="_x0000_i1045" style="width:0;height:1.5pt" o:hralign="center" o:hrstd="t" o:hr="t" fillcolor="#a0a0a0" stroked="f"/>
         </w:pict>
       </w:r>
     </w:p>
@@ -4173,7 +3507,7 @@
           <w:szCs w:val="24"/>
         </w:rPr>
         <w:pict>
-          <v:rect id="_x0000_i1047" style="width:0;height:1.5pt" o:hralign="center" o:hrstd="t" o:hr="t" fillcolor="#a0a0a0" stroked="f"/>
+          <v:rect id="_x0000_i1046" style="width:0;height:1.5pt" o:hralign="center" o:hrstd="t" o:hr="t" fillcolor="#a0a0a0" stroked="f"/>
         </w:pict>
       </w:r>
     </w:p>
@@ -4217,7 +3551,6 @@
           <w:sz w:val="24"/>
           <w:szCs w:val="24"/>
         </w:rPr>
-        <w:lastRenderedPageBreak/>
         <w:t>Answer:</w:t>
       </w:r>
     </w:p>
@@ -4317,7 +3650,7 @@
           <w:szCs w:val="24"/>
         </w:rPr>
         <w:pict>
-          <v:rect id="_x0000_i1048" style="width:0;height:1.5pt" o:hralign="center" o:hrstd="t" o:hr="t" fillcolor="#a0a0a0" stroked="f"/>
+          <v:rect id="_x0000_i1047" style="width:0;height:1.5pt" o:hralign="center" o:hrstd="t" o:hr="t" fillcolor="#a0a0a0" stroked="f"/>
         </w:pict>
       </w:r>
     </w:p>
@@ -4383,6 +3716,7 @@
           <w:sz w:val="24"/>
           <w:szCs w:val="24"/>
         </w:rPr>
+        <w:lastRenderedPageBreak/>
         <w:t>Answer:</w:t>
       </w:r>
     </w:p>
@@ -4492,7 +3826,7 @@
           <w:szCs w:val="24"/>
         </w:rPr>
         <w:pict>
-          <v:rect id="_x0000_i1049" style="width:0;height:1.5pt" o:hralign="center" o:hrstd="t" o:hr="t" fillcolor="#a0a0a0" stroked="f"/>
+          <v:rect id="_x0000_i1048" style="width:0;height:1.5pt" o:hralign="center" o:hrstd="t" o:hr="t" fillcolor="#a0a0a0" stroked="f"/>
         </w:pict>
       </w:r>
     </w:p>
@@ -4675,7 +4009,7 @@
           <w:szCs w:val="24"/>
         </w:rPr>
         <w:pict>
-          <v:rect id="_x0000_i1050" style="width:0;height:1.5pt" o:hralign="center" o:hrstd="t" o:hr="t" fillcolor="#a0a0a0" stroked="f"/>
+          <v:rect id="_x0000_i1049" style="width:0;height:1.5pt" o:hralign="center" o:hrstd="t" o:hr="t" fillcolor="#a0a0a0" stroked="f"/>
         </w:pict>
       </w:r>
     </w:p>
@@ -4775,7 +4109,6 @@
           <w:sz w:val="24"/>
           <w:szCs w:val="24"/>
         </w:rPr>
-        <w:lastRenderedPageBreak/>
         <w:t>Mark and Sweep</w:t>
       </w:r>
     </w:p>
@@ -4875,7 +4208,7 @@
           <w:szCs w:val="24"/>
         </w:rPr>
         <w:pict>
-          <v:rect id="_x0000_i1051" style="width:0;height:1.5pt" o:hralign="center" o:hrstd="t" o:hr="t" fillcolor="#a0a0a0" stroked="f"/>
+          <v:rect id="_x0000_i1050" style="width:0;height:1.5pt" o:hralign="center" o:hrstd="t" o:hr="t" fillcolor="#a0a0a0" stroked="f"/>
         </w:pict>
       </w:r>
     </w:p>
@@ -4919,6 +4252,7 @@
           <w:sz w:val="24"/>
           <w:szCs w:val="24"/>
         </w:rPr>
+        <w:lastRenderedPageBreak/>
         <w:t>Answer:</w:t>
       </w:r>
     </w:p>
@@ -5160,7 +4494,7 @@
           <w:szCs w:val="24"/>
         </w:rPr>
         <w:pict>
-          <v:rect id="_x0000_i1052" style="width:0;height:1.5pt" o:hralign="center" o:hrstd="t" o:hr="t" fillcolor="#a0a0a0" stroked="f"/>
+          <v:rect id="_x0000_i1051" style="width:0;height:1.5pt" o:hralign="center" o:hrstd="t" o:hr="t" fillcolor="#a0a0a0" stroked="f"/>
         </w:pict>
       </w:r>
     </w:p>
@@ -5432,9 +4766,8 @@
           <w:sz w:val="24"/>
           <w:szCs w:val="24"/>
         </w:rPr>
-        <w:lastRenderedPageBreak/>
         <w:pict>
-          <v:rect id="_x0000_i1053" style="width:0;height:1.5pt" o:hralign="center" o:hrstd="t" o:hr="t" fillcolor="#a0a0a0" stroked="f"/>
+          <v:rect id="_x0000_i1052" style="width:0;height:1.5pt" o:hralign="center" o:hrstd="t" o:hr="t" fillcolor="#a0a0a0" stroked="f"/>
         </w:pict>
       </w:r>
     </w:p>
@@ -5596,8 +4929,6 @@
           <w:szCs w:val="24"/>
         </w:rPr>
       </w:pPr>
-      <w:bookmarkStart w:id="0" w:name="_GoBack"/>
-      <w:bookmarkEnd w:id="0"/>
       <w:r>
         <w:rPr>
           <w:rFonts w:ascii="Times New Roman" w:eastAsia="Times New Roman" w:hAnsi="Times New Roman" w:cs="Times New Roman"/>
@@ -5626,6 +4957,7 @@
           <w:sz w:val="24"/>
           <w:szCs w:val="24"/>
         </w:rPr>
+        <w:lastRenderedPageBreak/>
         <w:t>Predictability</w:t>
       </w:r>
     </w:p>
@@ -5689,7 +5021,7 @@
           <w:szCs w:val="24"/>
         </w:rPr>
         <w:pict>
-          <v:rect id="_x0000_i1054" style="width:0;height:1.5pt" o:hralign="center" o:hrstd="t" o:hr="t" fillcolor="#a0a0a0" stroked="f"/>
+          <v:rect id="_x0000_i1053" style="width:0;height:1.5pt" o:hralign="center" o:hrstd="t" o:hr="t" fillcolor="#a0a0a0" stroked="f"/>
         </w:pict>
       </w:r>
     </w:p>
@@ -6097,9 +5429,8 @@
           <w:sz w:val="24"/>
           <w:szCs w:val="24"/>
         </w:rPr>
-        <w:lastRenderedPageBreak/>
         <w:pict>
-          <v:rect id="_x0000_i1055" style="width:0;height:1.5pt" o:hralign="center" o:hrstd="t" o:hr="t" fillcolor="#a0a0a0" stroked="f"/>
+          <v:rect id="_x0000_i1054" style="width:0;height:1.5pt" o:hralign="center" o:hrstd="t" o:hr="t" fillcolor="#a0a0a0" stroked="f"/>
         </w:pict>
       </w:r>
     </w:p>
@@ -6349,6 +5680,7 @@
           <w:sz w:val="24"/>
           <w:szCs w:val="24"/>
         </w:rPr>
+        <w:lastRenderedPageBreak/>
         <w:t>Browser internals</w:t>
       </w:r>
     </w:p>
